--- a/docs/SIMS_Phase2_Sprint_Plan_v1.0.docx
+++ b/docs/SIMS_Phase2_Sprint_Plan_v1.0.docx
@@ -5549,7 +5549,27 @@
                 <w:sz w:val="18"/>
                 <w:szCs w:val="18"/>
               </w:rPr>
-              <w:t xml:space="preserve"> is set. Write a </w:t>
+              <w:t xml:space="preserve"> is set. Write a test asserting the </w:t>
+            </w:r>
+            <w:proofErr w:type="spellStart"/>
+            <w:r>
+              <w:rPr>
+                <w:rFonts w:ascii="Courier New" w:eastAsia="Courier New" w:hAnsi="Courier New" w:cs="Courier New"/>
+                <w:color w:val="3A2A52"/>
+                <w:sz w:val="18"/>
+                <w:szCs w:val="18"/>
+              </w:rPr>
+              <w:t>TimetableFinalized</w:t>
+            </w:r>
+            <w:proofErr w:type="spellEnd"/>
+            <w:r>
+              <w:rPr>
+                <w:rFonts w:ascii="Courier New" w:eastAsia="Courier New" w:hAnsi="Courier New" w:cs="Courier New"/>
+                <w:color w:val="3A2A52"/>
+                <w:sz w:val="18"/>
+                <w:szCs w:val="18"/>
+              </w:rPr>
+              <w:t xml:space="preserve"> event fires exactly once on finalization and </w:t>
             </w:r>
             <w:r>
               <w:rPr>
@@ -5559,27 +5579,25 @@
                 <w:szCs w:val="18"/>
               </w:rPr>
               <w:lastRenderedPageBreak/>
-              <w:t xml:space="preserve">test asserting the </w:t>
-            </w:r>
-            <w:proofErr w:type="spellStart"/>
-            <w:r>
-              <w:rPr>
-                <w:rFonts w:ascii="Courier New" w:eastAsia="Courier New" w:hAnsi="Courier New" w:cs="Courier New"/>
-                <w:color w:val="3A2A52"/>
-                <w:sz w:val="18"/>
-                <w:szCs w:val="18"/>
-              </w:rPr>
-              <w:t>TimetableFinalized</w:t>
-            </w:r>
-            <w:proofErr w:type="spellEnd"/>
-            <w:r>
-              <w:rPr>
-                <w:rFonts w:ascii="Courier New" w:eastAsia="Courier New" w:hAnsi="Courier New" w:cs="Courier New"/>
-                <w:color w:val="3A2A52"/>
-                <w:sz w:val="18"/>
-                <w:szCs w:val="18"/>
-              </w:rPr>
-              <w:t xml:space="preserve"> event fires exactly once on finalization and the generate endpoint errors on an already-finalized timetable.</w:t>
+              <w:t>the generate endpoint errors on an already-finalized timetable.</w:t>
+            </w:r>
+            <w:r>
+              <w:rPr>
+                <w:rFonts w:ascii="Courier New" w:eastAsia="Courier New" w:hAnsi="Courier New" w:cs="Courier New"/>
+                <w:color w:val="3A2A52"/>
+                <w:sz w:val="18"/>
+                <w:szCs w:val="18"/>
+              </w:rPr>
+              <w:br/>
+            </w:r>
+            <w:r>
+              <w:rPr>
+                <w:rFonts w:ascii="Courier New" w:eastAsia="Courier New" w:hAnsi="Courier New" w:cs="Courier New"/>
+                <w:color w:val="FF0000"/>
+                <w:sz w:val="18"/>
+                <w:szCs w:val="18"/>
+              </w:rPr>
+              <w:t>done</w:t>
             </w:r>
           </w:p>
         </w:tc>
@@ -6171,6 +6189,24 @@
               </w:rPr>
               <w:t>. Write tests for each aggregation query and the cross-teacher access rejection.</w:t>
             </w:r>
+            <w:r>
+              <w:rPr>
+                <w:rFonts w:ascii="Courier New" w:eastAsia="Courier New" w:hAnsi="Courier New" w:cs="Courier New"/>
+                <w:color w:val="3A2A52"/>
+                <w:sz w:val="18"/>
+                <w:szCs w:val="18"/>
+              </w:rPr>
+              <w:br/>
+            </w:r>
+            <w:r>
+              <w:rPr>
+                <w:rFonts w:ascii="Courier New" w:eastAsia="Courier New" w:hAnsi="Courier New" w:cs="Courier New"/>
+                <w:color w:val="FF0000"/>
+                <w:sz w:val="18"/>
+                <w:szCs w:val="18"/>
+              </w:rPr>
+              <w:t>done</w:t>
+            </w:r>
           </w:p>
         </w:tc>
       </w:tr>
@@ -6724,6 +6760,7 @@
                 <w:sz w:val="18"/>
                 <w:szCs w:val="18"/>
               </w:rPr>
+              <w:lastRenderedPageBreak/>
               <w:t>passRate</w:t>
             </w:r>
             <w:proofErr w:type="spellEnd"/>
@@ -6734,17 +6771,7 @@
                 <w:sz w:val="18"/>
                 <w:szCs w:val="18"/>
               </w:rPr>
-              <w:t xml:space="preserve"> for that class section as context. Enforce role-based access denying </w:t>
-            </w:r>
-            <w:r>
-              <w:rPr>
-                <w:rFonts w:ascii="Courier New" w:eastAsia="Courier New" w:hAnsi="Courier New" w:cs="Courier New"/>
-                <w:color w:val="3A2A52"/>
-                <w:sz w:val="18"/>
-                <w:szCs w:val="18"/>
-              </w:rPr>
-              <w:lastRenderedPageBreak/>
-              <w:t xml:space="preserve">Teacher-role users from querying a different </w:t>
+              <w:t xml:space="preserve"> for that class section as context. Enforce role-based access denying Teacher-role users from querying a different </w:t>
             </w:r>
             <w:proofErr w:type="spellStart"/>
             <w:r>
@@ -6765,6 +6792,24 @@
                 <w:szCs w:val="18"/>
               </w:rPr>
               <w:t>. Write tests for the std-dev outlier calculation and the prior-year context query.</w:t>
+            </w:r>
+            <w:r>
+              <w:rPr>
+                <w:rFonts w:ascii="Courier New" w:eastAsia="Courier New" w:hAnsi="Courier New" w:cs="Courier New"/>
+                <w:color w:val="3A2A52"/>
+                <w:sz w:val="18"/>
+                <w:szCs w:val="18"/>
+              </w:rPr>
+              <w:br/>
+            </w:r>
+            <w:r>
+              <w:rPr>
+                <w:rFonts w:ascii="Courier New" w:eastAsia="Courier New" w:hAnsi="Courier New" w:cs="Courier New"/>
+                <w:color w:val="FF0000"/>
+                <w:sz w:val="18"/>
+                <w:szCs w:val="18"/>
+              </w:rPr>
+              <w:t>done</w:t>
             </w:r>
           </w:p>
         </w:tc>
@@ -7388,6 +7433,24 @@
               </w:rPr>
               <w:t>, date) preventing duplicates. Write tests for the duplicate-prevention constraint and the time-based button visibility logic.</w:t>
             </w:r>
+            <w:r>
+              <w:rPr>
+                <w:rFonts w:ascii="Courier New" w:eastAsia="Courier New" w:hAnsi="Courier New" w:cs="Courier New"/>
+                <w:color w:val="3A2A52"/>
+                <w:sz w:val="18"/>
+                <w:szCs w:val="18"/>
+              </w:rPr>
+              <w:br/>
+            </w:r>
+            <w:r>
+              <w:rPr>
+                <w:rFonts w:ascii="Courier New" w:eastAsia="Courier New" w:hAnsi="Courier New" w:cs="Courier New"/>
+                <w:color w:val="FF0000"/>
+                <w:sz w:val="18"/>
+                <w:szCs w:val="18"/>
+              </w:rPr>
+              <w:t>done</w:t>
+            </w:r>
           </w:p>
         </w:tc>
       </w:tr>
@@ -7891,6 +7954,24 @@
               </w:rPr>
               <w:t xml:space="preserve"> resolution logic and for the case where no active entry exists (return friendly 404, not 500).</w:t>
             </w:r>
+            <w:r>
+              <w:rPr>
+                <w:rFonts w:ascii="Courier New" w:eastAsia="Courier New" w:hAnsi="Courier New" w:cs="Courier New"/>
+                <w:color w:val="3A2A52"/>
+                <w:sz w:val="18"/>
+                <w:szCs w:val="18"/>
+              </w:rPr>
+              <w:br/>
+            </w:r>
+            <w:r>
+              <w:rPr>
+                <w:rFonts w:ascii="Courier New" w:eastAsia="Courier New" w:hAnsi="Courier New" w:cs="Courier New"/>
+                <w:color w:val="FF0000"/>
+                <w:sz w:val="18"/>
+                <w:szCs w:val="18"/>
+              </w:rPr>
+              <w:t>done</w:t>
+            </w:r>
           </w:p>
         </w:tc>
       </w:tr>
@@ -8067,6 +8148,7 @@
                 <w:sz w:val="19"/>
                 <w:szCs w:val="19"/>
               </w:rPr>
+              <w:lastRenderedPageBreak/>
               <w:t>Acceptance criteria:</w:t>
             </w:r>
           </w:p>
@@ -8084,7 +8166,6 @@
                 <w:sz w:val="19"/>
                 <w:szCs w:val="19"/>
               </w:rPr>
-              <w:lastRenderedPageBreak/>
               <w:t xml:space="preserve">Starting a </w:t>
             </w:r>
             <w:proofErr w:type="spellStart"/>
@@ -8227,7 +8308,6 @@
                 <w:sz w:val="19"/>
                 <w:szCs w:val="19"/>
               </w:rPr>
-              <w:lastRenderedPageBreak/>
               <w:t>Claude Code prompt:</w:t>
             </w:r>
           </w:p>

--- a/docs/SIMS_Phase2_Sprint_Plan_v1.0.docx
+++ b/docs/SIMS_Phase2_Sprint_Plan_v1.0.docx
@@ -8521,6 +8521,24 @@
               </w:rPr>
               <w:t xml:space="preserve"> (e.g. teacher had already tapped in), skip creation silently. Write tests for the event handler creating the record on session start and the idempotency skip.</w:t>
             </w:r>
+            <w:r>
+              <w:rPr>
+                <w:rFonts w:ascii="Courier New" w:eastAsia="Courier New" w:hAnsi="Courier New" w:cs="Courier New"/>
+                <w:color w:val="3A2A52"/>
+                <w:sz w:val="18"/>
+                <w:szCs w:val="18"/>
+              </w:rPr>
+              <w:br/>
+            </w:r>
+            <w:r>
+              <w:rPr>
+                <w:rFonts w:ascii="Courier New" w:eastAsia="Courier New" w:hAnsi="Courier New" w:cs="Courier New"/>
+                <w:color w:val="FF0000"/>
+                <w:sz w:val="18"/>
+                <w:szCs w:val="18"/>
+              </w:rPr>
+              <w:t>done</w:t>
+            </w:r>
           </w:p>
         </w:tc>
       </w:tr>
@@ -8920,6 +8938,24 @@
                 <w:szCs w:val="18"/>
               </w:rPr>
               <w:t>, including the method field. Write a test confirming update and delete endpoints return 405 Method Not Allowed.</w:t>
+            </w:r>
+            <w:r>
+              <w:rPr>
+                <w:rFonts w:ascii="Courier New" w:eastAsia="Courier New" w:hAnsi="Courier New" w:cs="Courier New"/>
+                <w:color w:val="3A2A52"/>
+                <w:sz w:val="18"/>
+                <w:szCs w:val="18"/>
+              </w:rPr>
+              <w:br/>
+            </w:r>
+            <w:r>
+              <w:rPr>
+                <w:rFonts w:ascii="Courier New" w:eastAsia="Courier New" w:hAnsi="Courier New" w:cs="Courier New"/>
+                <w:color w:val="FF0000"/>
+                <w:sz w:val="18"/>
+                <w:szCs w:val="18"/>
+              </w:rPr>
+              <w:t>done</w:t>
             </w:r>
           </w:p>
         </w:tc>

--- a/docs/SIMS_Phase2_Sprint_Plan_v1.0.docx
+++ b/docs/SIMS_Phase2_Sprint_Plan_v1.0.docx
@@ -9549,6 +9549,24 @@
               </w:rPr>
               <w:t>-coded cards showing teacher, subject, class, and room. Write tests for the status computation at boundary conditions (exactly at threshold, 1 minute before, 1 minute after).</w:t>
             </w:r>
+            <w:r>
+              <w:rPr>
+                <w:rFonts w:ascii="Courier New" w:eastAsia="Courier New" w:hAnsi="Courier New" w:cs="Courier New"/>
+                <w:color w:val="3A2A52"/>
+                <w:sz w:val="18"/>
+                <w:szCs w:val="18"/>
+              </w:rPr>
+              <w:br/>
+            </w:r>
+            <w:r>
+              <w:rPr>
+                <w:rFonts w:ascii="Courier New" w:eastAsia="Courier New" w:hAnsi="Courier New" w:cs="Courier New"/>
+                <w:color w:val="FF0000"/>
+                <w:sz w:val="18"/>
+                <w:szCs w:val="18"/>
+              </w:rPr>
+              <w:t>done</w:t>
+            </w:r>
           </w:p>
         </w:tc>
       </w:tr>
@@ -10059,7 +10077,32 @@
                 <w:sz w:val="18"/>
                 <w:szCs w:val="18"/>
               </w:rPr>
-              <w:t>, suppressing further notifications for that period. Write tests for the one-alert-per-period deduplication and the acknowledge-suppression behavior.</w:t>
+              <w:t xml:space="preserve">, suppressing further notifications for that period. Write tests for the one-alert-per-period </w:t>
+            </w:r>
+            <w:r>
+              <w:rPr>
+                <w:rFonts w:ascii="Courier New" w:eastAsia="Courier New" w:hAnsi="Courier New" w:cs="Courier New"/>
+                <w:color w:val="3A2A52"/>
+                <w:sz w:val="18"/>
+                <w:szCs w:val="18"/>
+              </w:rPr>
+              <w:lastRenderedPageBreak/>
+              <w:t>deduplication and the acknowledge-suppression behavior.</w:t>
+            </w:r>
+            <w:r>
+              <w:rPr>
+                <w:rFonts w:ascii="Courier New" w:eastAsia="Courier New" w:hAnsi="Courier New" w:cs="Courier New"/>
+                <w:color w:val="3A2A52"/>
+                <w:sz w:val="18"/>
+                <w:szCs w:val="18"/>
+              </w:rPr>
+              <w:br/>
+            </w:r>
+            <w:r>
+              <w:rPr>
+                <w:color w:val="FF0000"/>
+              </w:rPr>
+              <w:t>done</w:t>
             </w:r>
           </w:p>
         </w:tc>
@@ -10113,7 +10156,6 @@
                 <w:sz w:val="19"/>
                 <w:szCs w:val="19"/>
               </w:rPr>
-              <w:lastRenderedPageBreak/>
               <w:t>P2-LM-</w:t>
             </w:r>
             <w:proofErr w:type="gramStart"/>
@@ -10432,6 +10474,24 @@
                 <w:szCs w:val="18"/>
               </w:rPr>
               <w:t xml:space="preserve"> value affects the status computation output immediately.</w:t>
+            </w:r>
+            <w:r>
+              <w:rPr>
+                <w:rFonts w:ascii="Courier New" w:eastAsia="Courier New" w:hAnsi="Courier New" w:cs="Courier New"/>
+                <w:color w:val="3A2A52"/>
+                <w:sz w:val="18"/>
+                <w:szCs w:val="18"/>
+              </w:rPr>
+              <w:br/>
+            </w:r>
+            <w:r>
+              <w:rPr>
+                <w:rFonts w:ascii="Courier New" w:eastAsia="Courier New" w:hAnsi="Courier New" w:cs="Courier New"/>
+                <w:color w:val="FF0000"/>
+                <w:sz w:val="18"/>
+                <w:szCs w:val="18"/>
+              </w:rPr>
+              <w:t>done</w:t>
             </w:r>
           </w:p>
         </w:tc>
@@ -10910,6 +10970,24 @@
               </w:rPr>
               <w:t xml:space="preserve"> records. Seed a default topic 'General' for subjects where the teacher hasn't yet defined topics. Write a test confirming archived topics still resolve in historical records but are excluded from the active topic list for new assessments.</w:t>
             </w:r>
+            <w:r>
+              <w:rPr>
+                <w:rFonts w:ascii="Courier New" w:eastAsia="Courier New" w:hAnsi="Courier New" w:cs="Courier New"/>
+                <w:color w:val="3A2A52"/>
+                <w:sz w:val="18"/>
+                <w:szCs w:val="18"/>
+              </w:rPr>
+              <w:br/>
+            </w:r>
+            <w:r>
+              <w:rPr>
+                <w:rFonts w:ascii="Courier New" w:eastAsia="Courier New" w:hAnsi="Courier New" w:cs="Courier New"/>
+                <w:color w:val="FF0000"/>
+                <w:sz w:val="18"/>
+                <w:szCs w:val="18"/>
+              </w:rPr>
+              <w:t>done</w:t>
+            </w:r>
           </w:p>
         </w:tc>
       </w:tr>
@@ -11403,6 +11481,24 @@
               <w:lastRenderedPageBreak/>
               <w:t>confirming the assessment total is always the sum of topic allocations and cannot be set independently.</w:t>
             </w:r>
+            <w:r>
+              <w:rPr>
+                <w:rFonts w:ascii="Courier New" w:eastAsia="Courier New" w:hAnsi="Courier New" w:cs="Courier New"/>
+                <w:color w:val="3A2A52"/>
+                <w:sz w:val="18"/>
+                <w:szCs w:val="18"/>
+              </w:rPr>
+              <w:br/>
+            </w:r>
+            <w:r>
+              <w:rPr>
+                <w:rFonts w:ascii="Courier New" w:eastAsia="Courier New" w:hAnsi="Courier New" w:cs="Courier New"/>
+                <w:color w:val="FF0000"/>
+                <w:sz w:val="18"/>
+                <w:szCs w:val="18"/>
+              </w:rPr>
+              <w:t>done</w:t>
+            </w:r>
           </w:p>
         </w:tc>
       </w:tr>
@@ -11866,6 +11962,24 @@
               </w:rPr>
               <w:t>) for that assessment automatically; remove any manual total override. Write tests for the per-cell validation and the auto-total computation.</w:t>
             </w:r>
+            <w:r>
+              <w:rPr>
+                <w:rFonts w:ascii="Courier New" w:eastAsia="Courier New" w:hAnsi="Courier New" w:cs="Courier New"/>
+                <w:color w:val="3A2A52"/>
+                <w:sz w:val="18"/>
+                <w:szCs w:val="18"/>
+              </w:rPr>
+              <w:br/>
+            </w:r>
+            <w:r>
+              <w:rPr>
+                <w:rFonts w:ascii="Courier New" w:eastAsia="Courier New" w:hAnsi="Courier New" w:cs="Courier New"/>
+                <w:color w:val="FF0000"/>
+                <w:sz w:val="18"/>
+                <w:szCs w:val="18"/>
+              </w:rPr>
+              <w:t>done</w:t>
+            </w:r>
           </w:p>
         </w:tc>
       </w:tr>
@@ -12260,6 +12374,24 @@
                 <w:szCs w:val="18"/>
               </w:rPr>
               <w:t xml:space="preserve"> per student per topic: flag true if the student's average score in that topic across the last N assessments is below the class average for that topic. Write a test for the topic weakness flag computation against seeded multi-assessment data.</w:t>
+            </w:r>
+            <w:r>
+              <w:rPr>
+                <w:rFonts w:ascii="Courier New" w:eastAsia="Courier New" w:hAnsi="Courier New" w:cs="Courier New"/>
+                <w:color w:val="3A2A52"/>
+                <w:sz w:val="18"/>
+                <w:szCs w:val="18"/>
+              </w:rPr>
+              <w:br/>
+            </w:r>
+            <w:r>
+              <w:rPr>
+                <w:rFonts w:ascii="Courier New" w:eastAsia="Courier New" w:hAnsi="Courier New" w:cs="Courier New"/>
+                <w:color w:val="FF0000"/>
+                <w:sz w:val="18"/>
+                <w:szCs w:val="18"/>
+              </w:rPr>
+              <w:t>done</w:t>
             </w:r>
           </w:p>
         </w:tc>
